--- a/lab2/СЯП_ЛР2_Рыбаков_Владислав_С22СИБ.docx
+++ b/lab2/СЯП_ЛР2_Рыбаков_Владислав_С22СИБ.docx
@@ -143,8 +143,18 @@
           <w:sz w:val="24"/>
           <w:szCs w:val="24"/>
         </w:rPr>
-        <w:t>УНИВЕРСИТЕТ им. Р.Е.АЛЕКСЕЕВА</w:t>
-      </w:r>
+        <w:t xml:space="preserve">УНИВЕРСИТЕТ им. </w:t>
+      </w:r>
+      <w:proofErr w:type="spellStart"/>
+      <w:r>
+        <w:rPr>
+          <w:rFonts w:ascii="Times New Roman" w:hAnsi="Times New Roman"/>
+          <w:sz w:val="24"/>
+          <w:szCs w:val="24"/>
+        </w:rPr>
+        <w:t>Р.Е.АЛЕКСЕЕВА</w:t>
+      </w:r>
+      <w:proofErr w:type="spellEnd"/>
     </w:p>
     <w:p>
       <w:pPr>
@@ -218,17 +228,25 @@
         <w:jc w:val="center"/>
         <w:rPr>
           <w:rFonts w:ascii="Times New Roman" w:hAnsi="Times New Roman" w:cs="Times New Roman"/>
-          <w:sz w:val="32"/>
-          <w:szCs w:val="32"/>
+          <w:sz w:val="36"/>
+          <w:szCs w:val="36"/>
         </w:rPr>
       </w:pPr>
       <w:r>
         <w:rPr>
           <w:rFonts w:ascii="Times New Roman" w:hAnsi="Times New Roman" w:cs="Times New Roman"/>
-          <w:sz w:val="32"/>
-          <w:szCs w:val="32"/>
-        </w:rPr>
-        <w:t>Реализовать задание «Автосалон»</w:t>
+          <w:sz w:val="36"/>
+          <w:szCs w:val="36"/>
+        </w:rPr>
+        <w:t>Списки и словари</w:t>
+      </w:r>
+      <w:r>
+        <w:rPr>
+          <w:rFonts w:ascii="Times New Roman" w:hAnsi="Times New Roman" w:cs="Times New Roman"/>
+          <w:sz w:val="36"/>
+          <w:szCs w:val="36"/>
+        </w:rPr>
+        <w:t xml:space="preserve"> </w:t>
       </w:r>
     </w:p>
     <w:p>
@@ -418,12 +436,28 @@
         </w:rPr>
         <w:tab/>
       </w:r>
-      <w:r>
-        <w:rPr>
-          <w:rFonts w:ascii="Times New Roman" w:hAnsi="Times New Roman"/>
-        </w:rPr>
-        <w:t>Вайнбаум Д.А</w:t>
-      </w:r>
+      <w:proofErr w:type="spellStart"/>
+      <w:r>
+        <w:rPr>
+          <w:rFonts w:ascii="Times New Roman" w:hAnsi="Times New Roman"/>
+        </w:rPr>
+        <w:t>Вайнбаум</w:t>
+      </w:r>
+      <w:proofErr w:type="spellEnd"/>
+      <w:r>
+        <w:rPr>
+          <w:rFonts w:ascii="Times New Roman" w:hAnsi="Times New Roman"/>
+        </w:rPr>
+        <w:t xml:space="preserve"> </w:t>
+      </w:r>
+      <w:proofErr w:type="spellStart"/>
+      <w:r>
+        <w:rPr>
+          <w:rFonts w:ascii="Times New Roman" w:hAnsi="Times New Roman"/>
+        </w:rPr>
+        <w:t>Д.А</w:t>
+      </w:r>
+      <w:proofErr w:type="spellEnd"/>
     </w:p>
     <w:p>
       <w:pPr>
@@ -504,6 +538,7 @@
         </w:rPr>
         <w:t xml:space="preserve">(фамилия, </w:t>
       </w:r>
+      <w:proofErr w:type="spellStart"/>
       <w:proofErr w:type="gramStart"/>
       <w:r>
         <w:rPr>
@@ -512,7 +547,17 @@
           <w:sz w:val="20"/>
           <w:szCs w:val="20"/>
         </w:rPr>
-        <w:t>и.,о.</w:t>
+        <w:t>и.,о</w:t>
+      </w:r>
+      <w:proofErr w:type="spellEnd"/>
+      <w:r>
+        <w:rPr>
+          <w:rFonts w:ascii="Times New Roman" w:hAnsi="Times New Roman"/>
+          <w:color w:val="7F7F7F"/>
+          <w:sz w:val="20"/>
+          <w:szCs w:val="20"/>
+        </w:rPr>
+        <w:t>.</w:t>
       </w:r>
       <w:proofErr w:type="gramEnd"/>
       <w:r>
@@ -571,6 +616,7 @@
         <w:tab/>
         <w:t xml:space="preserve">Рыбаков </w:t>
       </w:r>
+      <w:proofErr w:type="spellStart"/>
       <w:proofErr w:type="gramStart"/>
       <w:r>
         <w:rPr>
@@ -578,6 +624,7 @@
         </w:rPr>
         <w:t>В.С</w:t>
       </w:r>
+      <w:proofErr w:type="spellEnd"/>
       <w:proofErr w:type="gramEnd"/>
     </w:p>
     <w:p>
@@ -636,6 +683,7 @@
         </w:rPr>
         <w:t xml:space="preserve">(фамилия, </w:t>
       </w:r>
+      <w:proofErr w:type="spellStart"/>
       <w:proofErr w:type="gramStart"/>
       <w:r>
         <w:rPr>
@@ -644,7 +692,17 @@
           <w:sz w:val="20"/>
           <w:szCs w:val="20"/>
         </w:rPr>
-        <w:t>и.,о.</w:t>
+        <w:t>и.,о</w:t>
+      </w:r>
+      <w:proofErr w:type="spellEnd"/>
+      <w:r>
+        <w:rPr>
+          <w:rFonts w:ascii="Times New Roman" w:hAnsi="Times New Roman"/>
+          <w:color w:val="7F7F7F"/>
+          <w:sz w:val="20"/>
+          <w:szCs w:val="20"/>
+        </w:rPr>
+        <w:t>.</w:t>
       </w:r>
       <w:proofErr w:type="gramEnd"/>
       <w:r>
@@ -750,6 +808,7 @@
         </w:rPr>
         <w:t xml:space="preserve"> </w:t>
       </w:r>
+      <w:proofErr w:type="spellStart"/>
       <w:r>
         <w:rPr>
           <w:rFonts w:ascii="Times New Roman" w:hAnsi="Times New Roman"/>
@@ -758,6 +817,7 @@
         </w:rPr>
         <w:t>С22-СИБ</w:t>
       </w:r>
+      <w:proofErr w:type="spellEnd"/>
     </w:p>
     <w:p>
       <w:pPr>
@@ -1292,6 +1352,7 @@
         </w:rPr>
         <w:t xml:space="preserve">content = </w:t>
       </w:r>
+      <w:proofErr w:type="spellStart"/>
       <w:proofErr w:type="gramStart"/>
       <w:r>
         <w:rPr>
@@ -1299,6 +1360,7 @@
         </w:rPr>
         <w:t>file.readlines</w:t>
       </w:r>
+      <w:proofErr w:type="spellEnd"/>
       <w:proofErr w:type="gramEnd"/>
       <w:r>
         <w:rPr>
@@ -1365,8 +1427,37 @@
       </w:r>
     </w:p>
     <w:p>
-      <w:r>
-        <w:t>for line in content:</w:t>
+      <w:proofErr w:type="spellStart"/>
+      <w:r>
+        <w:t>for</w:t>
+      </w:r>
+      <w:proofErr w:type="spellEnd"/>
+      <w:r>
+        <w:t xml:space="preserve"> </w:t>
+      </w:r>
+      <w:proofErr w:type="spellStart"/>
+      <w:r>
+        <w:t>line</w:t>
+      </w:r>
+      <w:proofErr w:type="spellEnd"/>
+      <w:r>
+        <w:t xml:space="preserve"> </w:t>
+      </w:r>
+      <w:proofErr w:type="spellStart"/>
+      <w:r>
+        <w:t>in</w:t>
+      </w:r>
+      <w:proofErr w:type="spellEnd"/>
+      <w:r>
+        <w:t xml:space="preserve"> </w:t>
+      </w:r>
+      <w:proofErr w:type="spellStart"/>
+      <w:r>
+        <w:t>content</w:t>
+      </w:r>
+      <w:proofErr w:type="spellEnd"/>
+      <w:r>
+        <w:t>:</w:t>
       </w:r>
     </w:p>
     <w:p>
@@ -1378,12 +1469,21 @@
       <w:r>
         <w:t xml:space="preserve">    </w:t>
       </w:r>
-      <w:r>
-        <w:rPr>
-          <w:lang w:val="en-US"/>
-        </w:rPr>
-        <w:t xml:space="preserve">clean_line = </w:t>
-      </w:r>
+      <w:proofErr w:type="spellStart"/>
+      <w:r>
+        <w:rPr>
+          <w:lang w:val="en-US"/>
+        </w:rPr>
+        <w:t>clean_line</w:t>
+      </w:r>
+      <w:proofErr w:type="spellEnd"/>
+      <w:r>
+        <w:rPr>
+          <w:lang w:val="en-US"/>
+        </w:rPr>
+        <w:t xml:space="preserve"> = </w:t>
+      </w:r>
+      <w:proofErr w:type="spellStart"/>
       <w:proofErr w:type="gramStart"/>
       <w:r>
         <w:rPr>
@@ -1391,6 +1491,7 @@
         </w:rPr>
         <w:t>line.strip</w:t>
       </w:r>
+      <w:proofErr w:type="spellEnd"/>
       <w:proofErr w:type="gramEnd"/>
       <w:r>
         <w:rPr>
@@ -1409,7 +1510,14 @@
         <w:rPr>
           <w:lang w:val="en-US"/>
         </w:rPr>
-        <w:t>    parts = clean_</w:t>
+        <w:t xml:space="preserve">    parts = </w:t>
+      </w:r>
+      <w:proofErr w:type="spellStart"/>
+      <w:r>
+        <w:rPr>
+          <w:lang w:val="en-US"/>
+        </w:rPr>
+        <w:t>clean_</w:t>
       </w:r>
       <w:proofErr w:type="gramStart"/>
       <w:r>
@@ -1418,6 +1526,7 @@
         </w:rPr>
         <w:t>line.split</w:t>
       </w:r>
+      <w:proofErr w:type="spellEnd"/>
       <w:proofErr w:type="gramEnd"/>
       <w:r>
         <w:rPr>
@@ -1502,43 +1611,216 @@
       </w:r>
     </w:p>
     <w:p>
-      <w:pPr>
-        <w:rPr>
-          <w:lang w:val="en-US"/>
-        </w:rPr>
-      </w:pPr>
-      <w:r>
-        <w:rPr>
-          <w:lang w:val="en-US"/>
-        </w:rPr>
-        <w:t>        "count": int(</w:t>
+      <w:r>
+        <w:rPr>
+          <w:lang w:val="en-US"/>
+        </w:rPr>
+        <w:t xml:space="preserve">        </w:t>
+      </w:r>
+      <w:r>
+        <w:t>"</w:t>
+      </w:r>
+      <w:r>
+        <w:rPr>
+          <w:lang w:val="en-US"/>
+        </w:rPr>
+        <w:t>count</w:t>
+      </w:r>
+      <w:r>
+        <w:t xml:space="preserve">": </w:t>
+      </w:r>
+      <w:r>
+        <w:rPr>
+          <w:lang w:val="en-US"/>
+        </w:rPr>
+        <w:t>int</w:t>
+      </w:r>
+      <w:r>
+        <w:t>(</w:t>
       </w:r>
       <w:proofErr w:type="gramStart"/>
       <w:r>
         <w:rPr>
           <w:lang w:val="en-US"/>
         </w:rPr>
-        <w:t>parts[</w:t>
+        <w:t>parts</w:t>
       </w:r>
       <w:proofErr w:type="gramEnd"/>
       <w:r>
-        <w:rPr>
-          <w:lang w:val="en-US"/>
-        </w:rPr>
-        <w:t>2])</w:t>
-      </w:r>
-    </w:p>
-    <w:p>
-      <w:pPr>
-        <w:rPr>
-          <w:lang w:val="en-US"/>
-        </w:rPr>
-      </w:pPr>
-      <w:r>
-        <w:rPr>
-          <w:lang w:val="en-US"/>
-        </w:rPr>
-        <w:t>    }</w:t>
+        <w:t>[2])</w:t>
+      </w:r>
+    </w:p>
+    <w:p>
+      <w:r>
+        <w:rPr>
+          <w:lang w:val="en-US"/>
+        </w:rPr>
+        <w:t> </w:t>
+      </w:r>
+      <w:r>
+        <w:t xml:space="preserve"> </w:t>
+      </w:r>
+      <w:r>
+        <w:rPr>
+          <w:lang w:val="en-US"/>
+        </w:rPr>
+        <w:t> </w:t>
+      </w:r>
+      <w:r>
+        <w:t xml:space="preserve"> }</w:t>
+      </w:r>
+    </w:p>
+    <w:p/>
+    <w:p>
+      <w:r>
+        <w:rPr>
+          <w:lang w:val="en-US"/>
+        </w:rPr>
+        <w:t> </w:t>
+      </w:r>
+      <w:r>
+        <w:t xml:space="preserve"> </w:t>
+      </w:r>
+      <w:r>
+        <w:rPr>
+          <w:lang w:val="en-US"/>
+        </w:rPr>
+        <w:t> </w:t>
+      </w:r>
+      <w:r>
+        <w:t xml:space="preserve"> </w:t>
+      </w:r>
+      <w:proofErr w:type="gramStart"/>
+      <w:r>
+        <w:rPr>
+          <w:lang w:val="en-US"/>
+        </w:rPr>
+        <w:t>data</w:t>
+      </w:r>
+      <w:proofErr w:type="gramEnd"/>
+      <w:r>
+        <w:t>.</w:t>
+      </w:r>
+      <w:proofErr w:type="gramStart"/>
+      <w:r>
+        <w:rPr>
+          <w:lang w:val="en-US"/>
+        </w:rPr>
+        <w:t>append</w:t>
+      </w:r>
+      <w:proofErr w:type="gramEnd"/>
+      <w:r>
+        <w:t>(</w:t>
+      </w:r>
+      <w:r>
+        <w:rPr>
+          <w:lang w:val="en-US"/>
+        </w:rPr>
+        <w:t>item</w:t>
+      </w:r>
+      <w:r>
+        <w:t>)</w:t>
+      </w:r>
+    </w:p>
+    <w:p/>
+    <w:p>
+      <w:r>
+        <w:t># Марка машины с максимальной общей стоимостью и сама стоимость этой машины</w:t>
+      </w:r>
+    </w:p>
+    <w:p>
+      <w:pPr>
+        <w:rPr>
+          <w:lang w:val="en-US"/>
+        </w:rPr>
+      </w:pPr>
+      <w:proofErr w:type="spellStart"/>
+      <w:r>
+        <w:rPr>
+          <w:lang w:val="en-US"/>
+        </w:rPr>
+        <w:t>total_make</w:t>
+      </w:r>
+      <w:proofErr w:type="spellEnd"/>
+      <w:r>
+        <w:rPr>
+          <w:lang w:val="en-US"/>
+        </w:rPr>
+        <w:t xml:space="preserve"> = ''</w:t>
+      </w:r>
+    </w:p>
+    <w:p>
+      <w:pPr>
+        <w:rPr>
+          <w:lang w:val="en-US"/>
+        </w:rPr>
+      </w:pPr>
+      <w:proofErr w:type="spellStart"/>
+      <w:r>
+        <w:rPr>
+          <w:lang w:val="en-US"/>
+        </w:rPr>
+        <w:t>max_cost</w:t>
+      </w:r>
+      <w:proofErr w:type="spellEnd"/>
+      <w:r>
+        <w:rPr>
+          <w:lang w:val="en-US"/>
+        </w:rPr>
+        <w:t xml:space="preserve"> = 0</w:t>
+      </w:r>
+    </w:p>
+    <w:p>
+      <w:pPr>
+        <w:rPr>
+          <w:lang w:val="en-US"/>
+        </w:rPr>
+      </w:pPr>
+    </w:p>
+    <w:p>
+      <w:r>
+        <w:t># Цикл для вычисления максимальной общей стоимости машины</w:t>
+      </w:r>
+    </w:p>
+    <w:p>
+      <w:pPr>
+        <w:rPr>
+          <w:lang w:val="en-US"/>
+        </w:rPr>
+      </w:pPr>
+      <w:r>
+        <w:rPr>
+          <w:lang w:val="en-US"/>
+        </w:rPr>
+        <w:t xml:space="preserve">for </w:t>
+      </w:r>
+      <w:proofErr w:type="spellStart"/>
+      <w:r>
+        <w:rPr>
+          <w:lang w:val="en-US"/>
+        </w:rPr>
+        <w:t>i</w:t>
+      </w:r>
+      <w:proofErr w:type="spellEnd"/>
+      <w:r>
+        <w:rPr>
+          <w:lang w:val="en-US"/>
+        </w:rPr>
+        <w:t xml:space="preserve"> in range(</w:t>
+      </w:r>
+      <w:proofErr w:type="spellStart"/>
+      <w:r>
+        <w:rPr>
+          <w:lang w:val="en-US"/>
+        </w:rPr>
+        <w:t>len</w:t>
+      </w:r>
+      <w:proofErr w:type="spellEnd"/>
+      <w:r>
+        <w:rPr>
+          <w:lang w:val="en-US"/>
+        </w:rPr>
+        <w:t>(data)):</w:t>
       </w:r>
     </w:p>
     <w:p>
@@ -1560,195 +1842,275 @@
         </w:rPr>
         <w:t xml:space="preserve">    </w:t>
       </w:r>
+      <w:proofErr w:type="spellStart"/>
+      <w:r>
+        <w:rPr>
+          <w:lang w:val="en-US"/>
+        </w:rPr>
+        <w:t>qwe</w:t>
+      </w:r>
+      <w:proofErr w:type="spellEnd"/>
+      <w:r>
+        <w:rPr>
+          <w:lang w:val="en-US"/>
+        </w:rPr>
+        <w:t xml:space="preserve"> = </w:t>
+      </w:r>
+      <w:proofErr w:type="spellStart"/>
+      <w:r>
+        <w:rPr>
+          <w:lang w:val="en-US"/>
+        </w:rPr>
+        <w:t>dict</w:t>
+      </w:r>
+      <w:proofErr w:type="spellEnd"/>
+      <w:r>
+        <w:rPr>
+          <w:lang w:val="en-US"/>
+        </w:rPr>
+        <w:t>(data[</w:t>
+      </w:r>
+      <w:proofErr w:type="spellStart"/>
+      <w:r>
+        <w:rPr>
+          <w:lang w:val="en-US"/>
+        </w:rPr>
+        <w:t>i</w:t>
+      </w:r>
+      <w:proofErr w:type="spellEnd"/>
+      <w:r>
+        <w:rPr>
+          <w:lang w:val="en-US"/>
+        </w:rPr>
+        <w:t>])</w:t>
+      </w:r>
+    </w:p>
+    <w:p>
+      <w:pPr>
+        <w:rPr>
+          <w:lang w:val="en-US"/>
+        </w:rPr>
+      </w:pPr>
+      <w:r>
+        <w:rPr>
+          <w:lang w:val="en-US"/>
+        </w:rPr>
+        <w:t xml:space="preserve">    </w:t>
+      </w:r>
+      <w:proofErr w:type="spellStart"/>
+      <w:r>
+        <w:rPr>
+          <w:lang w:val="en-US"/>
+        </w:rPr>
+        <w:t>current_cost</w:t>
+      </w:r>
+      <w:proofErr w:type="spellEnd"/>
+      <w:r>
+        <w:rPr>
+          <w:lang w:val="en-US"/>
+        </w:rPr>
+        <w:t xml:space="preserve"> = </w:t>
+      </w:r>
+      <w:proofErr w:type="spellStart"/>
+      <w:r>
+        <w:rPr>
+          <w:lang w:val="en-US"/>
+        </w:rPr>
+        <w:t>qwe</w:t>
+      </w:r>
+      <w:proofErr w:type="spellEnd"/>
+      <w:r>
+        <w:rPr>
+          <w:lang w:val="en-US"/>
+        </w:rPr>
+        <w:t xml:space="preserve">['price'] * </w:t>
+      </w:r>
+      <w:proofErr w:type="spellStart"/>
+      <w:r>
+        <w:rPr>
+          <w:lang w:val="en-US"/>
+        </w:rPr>
+        <w:t>qwe</w:t>
+      </w:r>
+      <w:proofErr w:type="spellEnd"/>
+      <w:r>
+        <w:rPr>
+          <w:lang w:val="en-US"/>
+        </w:rPr>
+        <w:t>['count']</w:t>
+      </w:r>
+    </w:p>
+    <w:p>
+      <w:pPr>
+        <w:rPr>
+          <w:lang w:val="en-US"/>
+        </w:rPr>
+      </w:pPr>
+      <w:r>
+        <w:rPr>
+          <w:lang w:val="en-US"/>
+        </w:rPr>
+        <w:t xml:space="preserve">    if </w:t>
+      </w:r>
+      <w:proofErr w:type="spellStart"/>
+      <w:r>
+        <w:rPr>
+          <w:lang w:val="en-US"/>
+        </w:rPr>
+        <w:t>current_cost</w:t>
+      </w:r>
+      <w:proofErr w:type="spellEnd"/>
+      <w:r>
+        <w:rPr>
+          <w:lang w:val="en-US"/>
+        </w:rPr>
+        <w:t xml:space="preserve"> &gt; </w:t>
+      </w:r>
+      <w:proofErr w:type="spellStart"/>
+      <w:r>
+        <w:rPr>
+          <w:lang w:val="en-US"/>
+        </w:rPr>
+        <w:t>max_cost</w:t>
+      </w:r>
+      <w:proofErr w:type="spellEnd"/>
+      <w:r>
+        <w:rPr>
+          <w:lang w:val="en-US"/>
+        </w:rPr>
+        <w:t>:</w:t>
+      </w:r>
+    </w:p>
+    <w:p>
+      <w:pPr>
+        <w:rPr>
+          <w:lang w:val="en-US"/>
+        </w:rPr>
+      </w:pPr>
+      <w:r>
+        <w:rPr>
+          <w:lang w:val="en-US"/>
+        </w:rPr>
+        <w:t xml:space="preserve">        </w:t>
+      </w:r>
+      <w:proofErr w:type="spellStart"/>
+      <w:r>
+        <w:rPr>
+          <w:lang w:val="en-US"/>
+        </w:rPr>
+        <w:t>total_make</w:t>
+      </w:r>
+      <w:proofErr w:type="spellEnd"/>
+      <w:r>
+        <w:rPr>
+          <w:lang w:val="en-US"/>
+        </w:rPr>
+        <w:t xml:space="preserve"> = </w:t>
+      </w:r>
+      <w:proofErr w:type="spellStart"/>
+      <w:r>
+        <w:rPr>
+          <w:lang w:val="en-US"/>
+        </w:rPr>
+        <w:t>qwe</w:t>
+      </w:r>
+      <w:proofErr w:type="spellEnd"/>
+      <w:r>
+        <w:rPr>
+          <w:lang w:val="en-US"/>
+        </w:rPr>
+        <w:t>['make']</w:t>
+      </w:r>
+    </w:p>
+    <w:p>
+      <w:pPr>
+        <w:rPr>
+          <w:lang w:val="en-US"/>
+        </w:rPr>
+      </w:pPr>
+      <w:r>
+        <w:rPr>
+          <w:lang w:val="en-US"/>
+        </w:rPr>
+        <w:t xml:space="preserve">        </w:t>
+      </w:r>
+      <w:proofErr w:type="spellStart"/>
+      <w:r>
+        <w:rPr>
+          <w:lang w:val="en-US"/>
+        </w:rPr>
+        <w:t>max_cost</w:t>
+      </w:r>
+      <w:proofErr w:type="spellEnd"/>
+      <w:r>
+        <w:rPr>
+          <w:lang w:val="en-US"/>
+        </w:rPr>
+        <w:t xml:space="preserve"> = </w:t>
+      </w:r>
+      <w:proofErr w:type="spellStart"/>
+      <w:r>
+        <w:rPr>
+          <w:lang w:val="en-US"/>
+        </w:rPr>
+        <w:t>current_cost</w:t>
+      </w:r>
+      <w:proofErr w:type="spellEnd"/>
+    </w:p>
+    <w:p>
+      <w:pPr>
+        <w:rPr>
+          <w:lang w:val="en-US"/>
+        </w:rPr>
+      </w:pPr>
+      <w:r>
+        <w:rPr>
+          <w:lang w:val="en-US"/>
+        </w:rPr>
+        <w:t> </w:t>
+      </w:r>
+    </w:p>
+    <w:p>
+      <w:r>
+        <w:t>#  Вывод результата</w:t>
+      </w:r>
+    </w:p>
+    <w:p>
+      <w:proofErr w:type="spellStart"/>
       <w:proofErr w:type="gramStart"/>
       <w:r>
-        <w:rPr>
-          <w:lang w:val="en-US"/>
-        </w:rPr>
-        <w:t>data.append</w:t>
+        <w:t>print</w:t>
+      </w:r>
+      <w:proofErr w:type="spellEnd"/>
+      <w:r>
+        <w:t>(</w:t>
       </w:r>
       <w:proofErr w:type="gramEnd"/>
       <w:r>
-        <w:rPr>
-          <w:lang w:val="en-US"/>
-        </w:rPr>
-        <w:t>(item)</w:t>
-      </w:r>
-    </w:p>
-    <w:p>
-      <w:pPr>
-        <w:rPr>
-          <w:lang w:val="en-US"/>
-        </w:rPr>
-      </w:pPr>
-    </w:p>
-    <w:p>
-      <w:r>
-        <w:t># Марка машины с максимальной общей стоимостью и сама стоимость этой машины</w:t>
-      </w:r>
-    </w:p>
-    <w:p>
-      <w:pPr>
-        <w:rPr>
-          <w:lang w:val="en-US"/>
-        </w:rPr>
-      </w:pPr>
-      <w:r>
-        <w:rPr>
-          <w:lang w:val="en-US"/>
-        </w:rPr>
-        <w:t>total_make = ''</w:t>
-      </w:r>
-    </w:p>
-    <w:p>
-      <w:pPr>
-        <w:rPr>
-          <w:lang w:val="en-US"/>
-        </w:rPr>
-      </w:pPr>
-      <w:r>
-        <w:rPr>
-          <w:lang w:val="en-US"/>
-        </w:rPr>
-        <w:t>max_cost = 0</w:t>
-      </w:r>
-    </w:p>
-    <w:p>
-      <w:pPr>
-        <w:rPr>
-          <w:lang w:val="en-US"/>
-        </w:rPr>
-      </w:pPr>
-    </w:p>
-    <w:p>
-      <w:r>
-        <w:t># Цикл для вычисления максимальной общей стоимости машины</w:t>
-      </w:r>
-    </w:p>
-    <w:p>
-      <w:pPr>
-        <w:rPr>
-          <w:lang w:val="en-US"/>
-        </w:rPr>
-      </w:pPr>
-      <w:r>
-        <w:rPr>
-          <w:lang w:val="en-US"/>
-        </w:rPr>
-        <w:t>for i in range(len(data)):</w:t>
-      </w:r>
-    </w:p>
-    <w:p>
-      <w:pPr>
-        <w:rPr>
-          <w:lang w:val="en-US"/>
-        </w:rPr>
-      </w:pPr>
-    </w:p>
-    <w:p>
-      <w:pPr>
-        <w:rPr>
-          <w:lang w:val="en-US"/>
-        </w:rPr>
-      </w:pPr>
-      <w:r>
-        <w:rPr>
-          <w:lang w:val="en-US"/>
-        </w:rPr>
-        <w:t>    qwe = dict(data[i])</w:t>
-      </w:r>
-    </w:p>
-    <w:p>
-      <w:pPr>
-        <w:rPr>
-          <w:lang w:val="en-US"/>
-        </w:rPr>
-      </w:pPr>
-      <w:r>
-        <w:rPr>
-          <w:lang w:val="en-US"/>
-        </w:rPr>
-        <w:t>    current_cost = qwe['price'] * qwe['count']</w:t>
-      </w:r>
-    </w:p>
-    <w:p>
-      <w:pPr>
-        <w:rPr>
-          <w:lang w:val="en-US"/>
-        </w:rPr>
-      </w:pPr>
-      <w:r>
-        <w:rPr>
-          <w:lang w:val="en-US"/>
-        </w:rPr>
-        <w:t>    if current_cost &gt; max_cost:</w:t>
-      </w:r>
-    </w:p>
-    <w:p>
-      <w:pPr>
-        <w:rPr>
-          <w:lang w:val="en-US"/>
-        </w:rPr>
-      </w:pPr>
-      <w:r>
-        <w:rPr>
-          <w:lang w:val="en-US"/>
-        </w:rPr>
-        <w:t>        total_make = qwe['make']</w:t>
-      </w:r>
-    </w:p>
-    <w:p>
-      <w:pPr>
-        <w:rPr>
-          <w:lang w:val="en-US"/>
-        </w:rPr>
-      </w:pPr>
-      <w:r>
-        <w:rPr>
-          <w:lang w:val="en-US"/>
-        </w:rPr>
-        <w:t>        max_cost = current_cost</w:t>
-      </w:r>
-    </w:p>
-    <w:p>
-      <w:pPr>
-        <w:rPr>
-          <w:lang w:val="en-US"/>
-        </w:rPr>
-      </w:pPr>
-      <w:r>
-        <w:rPr>
-          <w:lang w:val="en-US"/>
-        </w:rPr>
-        <w:t> </w:t>
-      </w:r>
-    </w:p>
-    <w:p>
-      <w:r>
-        <w:t>#  Вывод результата</w:t>
-      </w:r>
-    </w:p>
-    <w:p>
+        <w:t xml:space="preserve">"Марка машины с максимальной общей стоимостью:", </w:t>
+      </w:r>
+      <w:proofErr w:type="spellStart"/>
+      <w:r>
+        <w:t>total_make</w:t>
+      </w:r>
+      <w:proofErr w:type="spellEnd"/>
+      <w:r>
+        <w:t>)</w:t>
+      </w:r>
+    </w:p>
+    <w:p/>
+    <w:p>
+      <w:r>
+        <w:t># Закрытие файла для чтения</w:t>
+      </w:r>
+    </w:p>
+    <w:p>
+      <w:proofErr w:type="spellStart"/>
       <w:proofErr w:type="gramStart"/>
       <w:r>
-        <w:t>print(</w:t>
-      </w:r>
-      <w:proofErr w:type="gramEnd"/>
-      <w:r>
-        <w:t>"Марка машины с максимальной общей стоимостью:", total_make)</w:t>
-      </w:r>
-    </w:p>
-    <w:p/>
-    <w:p>
-      <w:r>
-        <w:t># Закрытие файла для чтения</w:t>
-      </w:r>
-    </w:p>
-    <w:p>
-      <w:proofErr w:type="gramStart"/>
-      <w:r>
         <w:t>file.close</w:t>
       </w:r>
+      <w:proofErr w:type="spellEnd"/>
       <w:proofErr w:type="gramEnd"/>
     </w:p>
     <w:p>
